--- a/Entregables/E8 - Manual y Capacitacion/E8 - Guia rapida para familias.docx
+++ b/Entregables/E8 - Manual y Capacitacion/E8 - Guia rapida para familias.docx
@@ -1,6 +1,6 @@
 
 <file path=word/document.xml><?xml version="1.0" encoding="utf-8"?>
-<w:document xmlns:wpc="http://schemas.microsoft.com/office/word/2010/wordprocessingCanvas" xmlns:cx="http://schemas.microsoft.com/office/drawing/2014/chartex" xmlns:cx1="http://schemas.microsoft.com/office/drawing/2015/9/8/chartex" xmlns:cx2="http://schemas.microsoft.com/office/drawing/2015/10/21/chartex" xmlns:cx3="http://schemas.microsoft.com/office/drawing/2016/5/9/chartex" xmlns:cx4="http://schemas.microsoft.com/office/drawing/2016/5/10/chartex" xmlns:cx5="http://schemas.microsoft.com/office/drawing/2016/5/11/chartex" xmlns:cx6="http://schemas.microsoft.com/office/drawing/2016/5/12/chartex" xmlns:cx7="http://schemas.microsoft.com/office/drawing/2016/5/13/chartex" xmlns:cx8="http://schemas.microsoft.com/office/drawing/2016/5/14/chartex" xmlns:mc="http://schemas.openxmlformats.org/markup-compatibility/2006" xmlns:aink="http://schemas.microsoft.com/office/drawing/2016/ink" xmlns:am3d="http://schemas.microsoft.com/office/drawing/2017/model3d" xmlns:o="urn:schemas-microsoft-com:office:office" xmlns:oel="http://schemas.microsoft.com/office/2019/extlst" xmlns:r="http://schemas.openxmlformats.org/officeDocument/2006/relationships" xmlns:m="http://schemas.openxmlformats.org/officeDocument/2006/math" xmlns:v="urn:schemas-microsoft-com:vml" xmlns:wp14="http://schemas.microsoft.com/office/word/2010/wordprocessingDrawing" xmlns:wp="http://schemas.openxmlformats.org/drawingml/2006/wordprocessingDrawing" xmlns:w10="urn:schemas-microsoft-com:office:word" xmlns:w="http://schemas.openxmlformats.org/wordprocessingml/2006/main" xmlns:w14="http://schemas.microsoft.com/office/word/2010/wordml" xmlns:w15="http://schemas.microsoft.com/office/word/2012/wordml" xmlns:w16cex="http://schemas.microsoft.com/office/word/2018/wordml/cex" xmlns:w16cid="http://schemas.microsoft.com/office/word/2016/wordml/cid" xmlns:w16="http://schemas.microsoft.com/office/word/2018/wordml" xmlns:w16du="http://schemas.microsoft.com/office/word/2023/wordml/word16du" xmlns:w16sdtdh="http://schemas.microsoft.com/office/word/2020/wordml/sdtdatahash" xmlns:w16sdtfl="http://schemas.microsoft.com/office/word/2024/wordml/sdtformatlock" xmlns:w16se="http://schemas.microsoft.com/office/word/2015/wordml/symex" xmlns:wpg="http://schemas.microsoft.com/office/word/2010/wordprocessingGroup" xmlns:wpi="http://schemas.microsoft.com/office/word/2010/wordprocessingInk" xmlns:wne="http://schemas.microsoft.com/office/word/2006/wordml" xmlns:wps="http://schemas.microsoft.com/office/word/2010/wordprocessingShape" mc:Ignorable="w14 w15 w16se w16cid w16 w16cex w16sdtdh w16sdtfl w16du wp14">
+<w:document xmlns:wpc="http://schemas.microsoft.com/office/word/2010/wordprocessingCanvas" xmlns:cx="http://schemas.microsoft.com/office/drawing/2014/chartex" xmlns:cx1="http://schemas.microsoft.com/office/drawing/2015/9/8/chartex" xmlns:cx2="http://schemas.microsoft.com/office/drawing/2015/10/21/chartex" xmlns:cx3="http://schemas.microsoft.com/office/drawing/2016/5/9/chartex" xmlns:cx4="http://schemas.microsoft.com/office/drawing/2016/5/10/chartex" xmlns:cx5="http://schemas.microsoft.com/office/drawing/2016/5/11/chartex" xmlns:cx6="http://schemas.microsoft.com/office/drawing/2016/5/12/chartex" xmlns:cx7="http://schemas.microsoft.com/office/drawing/2016/5/13/chartex" xmlns:cx8="http://schemas.microsoft.com/office/drawing/2016/5/14/chartex" xmlns:mc="http://schemas.openxmlformats.org/markup-compatibility/2006" xmlns:aink="http://schemas.microsoft.com/office/drawing/2016/ink" xmlns:am3d="http://schemas.microsoft.com/office/drawing/2017/model3d" xmlns:o="urn:schemas-microsoft-com:office:office" xmlns:oel="http://schemas.microsoft.com/office/2019/extlst" xmlns:r="http://schemas.openxmlformats.org/officeDocument/2006/relationships" xmlns:m="http://schemas.openxmlformats.org/officeDocument/2006/math" xmlns:v="urn:schemas-microsoft-com:vml" xmlns:wp14="http://schemas.microsoft.com/office/word/2010/wordprocessingDrawing" xmlns:wp="http://schemas.openxmlformats.org/drawingml/2006/wordprocessingDrawing" xmlns:w10="urn:schemas-microsoft-com:office:word" xmlns:w="http://schemas.openxmlformats.org/wordprocessingml/2006/main" xmlns:w14="http://schemas.microsoft.com/office/word/2010/wordml" xmlns:w15="http://schemas.microsoft.com/office/word/2012/wordml" xmlns:w16cex="http://schemas.microsoft.com/office/word/2018/wordml/cex" xmlns:w16cid="http://schemas.microsoft.com/office/word/2016/wordml/cid" xmlns:w16="http://schemas.microsoft.com/office/word/2018/wordml" xmlns:w16sdtdh="http://schemas.microsoft.com/office/word/2020/wordml/sdtdatahash" xmlns:w16se="http://schemas.microsoft.com/office/word/2015/wordml/symex" xmlns:wpg="http://schemas.microsoft.com/office/word/2010/wordprocessingGroup" xmlns:wpi="http://schemas.microsoft.com/office/word/2010/wordprocessingInk" xmlns:wne="http://schemas.microsoft.com/office/word/2006/wordml" xmlns:wps="http://schemas.microsoft.com/office/word/2010/wordprocessingShape" mc:Ignorable="w14 w15 w16se w16cid w16 w16cex w16sdtdh wp14">
   <w:body>
     <w:p>
       <w:pPr>
@@ -31,7 +31,7 @@
       </w:pPr>
       <w:r>
         <w:rPr>
-          <w:rStyle w:val="Fuerte"/>
+          <w:rStyle w:val="Textoennegrita"/>
           <w:rFonts w:ascii="Segoe UI" w:hAnsi="Segoe UI" w:cs="Segoe UI"/>
           <w:sz w:val="20"/>
           <w:szCs w:val="20"/>
@@ -106,7 +106,7 @@
       </w:pPr>
       <w:r>
         <w:rPr>
-          <w:rStyle w:val="Fuerte"/>
+          <w:rStyle w:val="Textoennegrita"/>
           <w:rFonts w:ascii="Segoe UI" w:eastAsia="Times New Roman" w:hAnsi="Segoe UI" w:cs="Segoe UI"/>
           <w:sz w:val="20"/>
           <w:szCs w:val="20"/>
@@ -122,7 +122,7 @@
           <w:szCs w:val="20"/>
           <w:lang w:val="es-ES"/>
         </w:rPr>
-        <w:t>, quien maneja. Si es un chofer, pregunte antes en Administración.</w:t>
+        <w:t xml:space="preserve">, quien maneja. Si es un chofer, pregunte antes en Administración. </w:t>
       </w:r>
     </w:p>
     <w:p>
@@ -143,7 +143,7 @@
       </w:pPr>
       <w:r>
         <w:rPr>
-          <w:rStyle w:val="Fuerte"/>
+          <w:rStyle w:val="Textoennegrita"/>
           <w:rFonts w:ascii="Segoe UI" w:eastAsia="Times New Roman" w:hAnsi="Segoe UI" w:cs="Segoe UI"/>
           <w:sz w:val="20"/>
           <w:szCs w:val="20"/>
@@ -159,7 +159,7 @@
           <w:szCs w:val="20"/>
           <w:lang w:val="es-ES"/>
         </w:rPr>
-        <w:t xml:space="preserve"> tal como está inscrita en la escuela (normalmente, los del alumno).</w:t>
+        <w:t xml:space="preserve"> tal como está inscrita en la escuela (normalmente, los del alumno). </w:t>
       </w:r>
     </w:p>
     <w:p>
@@ -180,7 +180,7 @@
       </w:pPr>
       <w:r>
         <w:rPr>
-          <w:rStyle w:val="Fuerte"/>
+          <w:rStyle w:val="Textoennegrita"/>
           <w:rFonts w:ascii="Segoe UI" w:eastAsia="Times New Roman" w:hAnsi="Segoe UI" w:cs="Segoe UI"/>
           <w:sz w:val="20"/>
           <w:szCs w:val="20"/>
@@ -196,7 +196,7 @@
           <w:szCs w:val="20"/>
           <w:lang w:val="es-ES"/>
         </w:rPr>
-        <w:t xml:space="preserve"> del vehículo.</w:t>
+        <w:t xml:space="preserve"> del vehículo. </w:t>
       </w:r>
     </w:p>
     <w:p>
@@ -227,7 +227,7 @@
       </w:r>
       <w:r>
         <w:rPr>
-          <w:rStyle w:val="Fuerte"/>
+          <w:rStyle w:val="Textoennegrita"/>
           <w:rFonts w:ascii="Segoe UI" w:eastAsia="Times New Roman" w:hAnsi="Segoe UI" w:cs="Segoe UI"/>
           <w:sz w:val="20"/>
           <w:szCs w:val="20"/>
@@ -243,7 +243,7 @@
           <w:szCs w:val="20"/>
           <w:lang w:val="es-ES"/>
         </w:rPr>
-        <w:t>.</w:t>
+        <w:t xml:space="preserve">. </w:t>
       </w:r>
     </w:p>
     <w:p>
@@ -264,7 +264,7 @@
       </w:pPr>
       <w:r>
         <w:rPr>
-          <w:rStyle w:val="Fuerte"/>
+          <w:rStyle w:val="Textoennegrita"/>
           <w:rFonts w:ascii="Segoe UI" w:eastAsia="Times New Roman" w:hAnsi="Segoe UI" w:cs="Segoe UI"/>
           <w:sz w:val="20"/>
           <w:szCs w:val="20"/>
@@ -284,7 +284,7 @@
       </w:r>
       <w:r>
         <w:rPr>
-          <w:rStyle w:val="Fuerte"/>
+          <w:rStyle w:val="Textoennegrita"/>
           <w:rFonts w:ascii="Segoe UI" w:eastAsia="Times New Roman" w:hAnsi="Segoe UI" w:cs="Segoe UI"/>
           <w:sz w:val="20"/>
           <w:szCs w:val="20"/>
@@ -300,7 +300,7 @@
           <w:szCs w:val="20"/>
           <w:lang w:val="es-ES"/>
         </w:rPr>
-        <w:t>: si recarga la página, se borra lo capturado.</w:t>
+        <w:t xml:space="preserve">: si recarga la página, se borra lo capturado. </w:t>
       </w:r>
     </w:p>
     <w:p>
@@ -342,7 +342,7 @@
       </w:r>
       <w:r>
         <w:rPr>
-          <w:rStyle w:val="Fuerte"/>
+          <w:rStyle w:val="Textoennegrita"/>
           <w:rFonts w:ascii="Segoe UI" w:hAnsi="Segoe UI" w:cs="Segoe UI"/>
           <w:sz w:val="20"/>
           <w:szCs w:val="20"/>
@@ -362,7 +362,7 @@
       </w:r>
       <w:r>
         <w:rPr>
-          <w:rStyle w:val="Fuerte"/>
+          <w:rStyle w:val="Textoennegrita"/>
           <w:rFonts w:ascii="Segoe UI" w:hAnsi="Segoe UI" w:cs="Segoe UI"/>
           <w:sz w:val="20"/>
           <w:szCs w:val="20"/>
@@ -399,7 +399,7 @@
       </w:pPr>
       <w:r>
         <w:rPr>
-          <w:rStyle w:val="Fuerte"/>
+          <w:rStyle w:val="Textoennegrita"/>
           <w:rFonts w:ascii="Segoe UI" w:eastAsia="Times New Roman" w:hAnsi="Segoe UI" w:cs="Segoe UI"/>
           <w:sz w:val="20"/>
           <w:szCs w:val="20"/>
@@ -415,21 +415,51 @@
           <w:szCs w:val="20"/>
           <w:lang w:val="es-ES"/>
         </w:rPr>
-        <w:t xml:space="preserve"> </w:t>
-      </w:r>
-      <w:r>
-        <w:rPr>
-          <w:rFonts w:ascii="Segoe UI" w:eastAsia="Times New Roman" w:hAnsi="Segoe UI" w:cs="Segoe UI"/>
-          <w:color w:val="1C2333"/>
-          <w:sz w:val="20"/>
-          <w:szCs w:val="20"/>
-          <w:lang w:val="es-ES"/>
-        </w:rPr>
-        <w:t xml:space="preserve">Nombre y dos apellidos del conductor (uno solo, si es extranjero: marque esa casilla). Si es menor de edad, marque «El conductor es menor de edad.»; si es mayor pero paga y firma otra persona, marque «El pago y la firma los hace otra persona…». Capture a quien firma («gestionante») y su relación. En «Tipo de usuario» (viene en «Padre / Madre / Tutor») elija el del conductor; si es otro familiar, elija </w:t>
-      </w:r>
-      <w:r>
-        <w:rPr>
-          <w:rStyle w:val="Fuerte"/>
+        <w:t xml:space="preserve"> Nombre y dos apellidos del conductor (uno solo, si es extranjero: marque esa casilla). Si es menor de edad, marque «El conductor es menor de edad.»; si es mayor pero paga y firma otra persona, marque «El pago y la firma los hace otra persona…». Capture a quien firma («gestionante») y su relación. En </w:t>
+      </w:r>
+      <w:r>
+        <w:rPr>
+          <w:rStyle w:val="Textoennegrita"/>
+          <w:rFonts w:ascii="Segoe UI" w:eastAsia="Times New Roman" w:hAnsi="Segoe UI" w:cs="Segoe UI"/>
+          <w:sz w:val="20"/>
+          <w:szCs w:val="20"/>
+          <w:lang w:val="es-ES"/>
+        </w:rPr>
+        <w:t>«El conductor del vehículo es»</w:t>
+      </w:r>
+      <w:r>
+        <w:rPr>
+          <w:rFonts w:ascii="Segoe UI" w:eastAsia="Times New Roman" w:hAnsi="Segoe UI" w:cs="Segoe UI"/>
+          <w:color w:val="1C2333"/>
+          <w:sz w:val="20"/>
+          <w:szCs w:val="20"/>
+          <w:lang w:val="es-ES"/>
+        </w:rPr>
+        <w:t xml:space="preserve"> —que llega </w:t>
+      </w:r>
+      <w:r>
+        <w:rPr>
+          <w:rStyle w:val="Textoennegrita"/>
+          <w:rFonts w:ascii="Segoe UI" w:eastAsia="Times New Roman" w:hAnsi="Segoe UI" w:cs="Segoe UI"/>
+          <w:sz w:val="20"/>
+          <w:szCs w:val="20"/>
+          <w:lang w:val="es-ES"/>
+        </w:rPr>
+        <w:t>sin nada elegido</w:t>
+      </w:r>
+      <w:r>
+        <w:rPr>
+          <w:rFonts w:ascii="Segoe UI" w:eastAsia="Times New Roman" w:hAnsi="Segoe UI" w:cs="Segoe UI"/>
+          <w:color w:val="1C2333"/>
+          <w:sz w:val="20"/>
+          <w:szCs w:val="20"/>
+          <w:lang w:val="es-ES"/>
+        </w:rPr>
+        <w:t xml:space="preserve">, a propósito— elija quién maneja; si es otro familiar, elija </w:t>
+      </w:r>
+      <w:r>
+        <w:rPr>
+          <w:rStyle w:val="Textoennegrita"/>
           <w:rFonts w:ascii="Segoe UI" w:eastAsia="Times New Roman" w:hAnsi="Segoe UI" w:cs="Segoe UI"/>
           <w:sz w:val="20"/>
           <w:szCs w:val="20"/>
@@ -445,11 +475,61 @@
           <w:szCs w:val="20"/>
           <w:lang w:val="es-ES"/>
         </w:rPr>
-        <w:t xml:space="preserve"> y escriba el parentesco. Llene </w:t>
-      </w:r>
-      <w:r>
-        <w:rPr>
-          <w:rStyle w:val="Fuerte"/>
+        <w:t xml:space="preserve"> y escriba el parentesco, y si es </w:t>
+      </w:r>
+      <w:r>
+        <w:rPr>
+          <w:rStyle w:val="Textoennegrita"/>
+          <w:rFonts w:ascii="Segoe UI" w:eastAsia="Times New Roman" w:hAnsi="Segoe UI" w:cs="Segoe UI"/>
+          <w:sz w:val="20"/>
+          <w:szCs w:val="20"/>
+          <w:lang w:val="es-ES"/>
+        </w:rPr>
+        <w:t>maestro</w:t>
+      </w:r>
+      <w:r>
+        <w:rPr>
+          <w:rFonts w:ascii="Segoe UI" w:eastAsia="Times New Roman" w:hAnsi="Segoe UI" w:cs="Segoe UI"/>
+          <w:color w:val="1C2333"/>
+          <w:sz w:val="20"/>
+          <w:szCs w:val="20"/>
+          <w:lang w:val="es-ES"/>
+        </w:rPr>
+        <w:t xml:space="preserve">, elija además </w:t>
+      </w:r>
+      <w:r>
+        <w:rPr>
+          <w:rStyle w:val="Textoennegrita"/>
+          <w:rFonts w:ascii="Segoe UI" w:eastAsia="Times New Roman" w:hAnsi="Segoe UI" w:cs="Segoe UI"/>
+          <w:sz w:val="20"/>
+          <w:szCs w:val="20"/>
+          <w:lang w:val="es-ES"/>
+        </w:rPr>
+        <w:t>la sección</w:t>
+      </w:r>
+      <w:r>
+        <w:rPr>
+          <w:rFonts w:ascii="Segoe UI" w:eastAsia="Times New Roman" w:hAnsi="Segoe UI" w:cs="Segoe UI"/>
+          <w:color w:val="1C2333"/>
+          <w:sz w:val="20"/>
+          <w:szCs w:val="20"/>
+          <w:lang w:val="es-ES"/>
+        </w:rPr>
+        <w:t xml:space="preserve"> en la qu</w:t>
+      </w:r>
+      <w:r>
+        <w:rPr>
+          <w:rFonts w:ascii="Segoe UI" w:eastAsia="Times New Roman" w:hAnsi="Segoe UI" w:cs="Segoe UI"/>
+          <w:color w:val="1C2333"/>
+          <w:sz w:val="20"/>
+          <w:szCs w:val="20"/>
+          <w:lang w:val="es-ES"/>
+        </w:rPr>
+        <w:t xml:space="preserve">e trabaja, porque de ella depende el estacionamiento que le abre el TAG. Llene </w:t>
+      </w:r>
+      <w:r>
+        <w:rPr>
+          <w:rStyle w:val="Textoennegrita"/>
           <w:rFonts w:ascii="Segoe UI" w:eastAsia="Times New Roman" w:hAnsi="Segoe UI" w:cs="Segoe UI"/>
           <w:sz w:val="20"/>
           <w:szCs w:val="20"/>
@@ -465,7 +545,7 @@
           <w:szCs w:val="20"/>
           <w:lang w:val="es-ES"/>
         </w:rPr>
-        <w:t>.</w:t>
+        <w:t xml:space="preserve">. </w:t>
       </w:r>
     </w:p>
     <w:p>
@@ -486,7 +566,7 @@
       </w:pPr>
       <w:r>
         <w:rPr>
-          <w:rStyle w:val="Fuerte"/>
+          <w:rStyle w:val="Textoennegrita"/>
           <w:rFonts w:ascii="Segoe UI" w:eastAsia="Times New Roman" w:hAnsi="Segoe UI" w:cs="Segoe UI"/>
           <w:sz w:val="20"/>
           <w:szCs w:val="20"/>
@@ -502,21 +582,11 @@
           <w:szCs w:val="20"/>
           <w:lang w:val="es-ES"/>
         </w:rPr>
-        <w:t xml:space="preserve"> </w:t>
-      </w:r>
-      <w:r>
-        <w:rPr>
-          <w:rFonts w:ascii="Segoe UI" w:eastAsia="Times New Roman" w:hAnsi="Segoe UI" w:cs="Segoe UI"/>
-          <w:color w:val="1C2333"/>
-          <w:sz w:val="20"/>
-          <w:szCs w:val="20"/>
-          <w:lang w:val="es-ES"/>
-        </w:rPr>
-        <w:t xml:space="preserve">Marca, modelo, color y placas </w:t>
-      </w:r>
-      <w:r>
-        <w:rPr>
-          <w:rStyle w:val="Fuerte"/>
+        <w:t xml:space="preserve"> Marca, modelo, color y placas </w:t>
+      </w:r>
+      <w:r>
+        <w:rPr>
+          <w:rStyle w:val="Textoennegrita"/>
           <w:rFonts w:ascii="Segoe UI" w:eastAsia="Times New Roman" w:hAnsi="Segoe UI" w:cs="Segoe UI"/>
           <w:sz w:val="20"/>
           <w:szCs w:val="20"/>
@@ -532,7 +602,7 @@
           <w:szCs w:val="20"/>
           <w:lang w:val="es-ES"/>
         </w:rPr>
-        <w:t xml:space="preserve"> (si aún no tiene, marque esa casilla). Si algo no está en la lista, elija «Otro». En «TAG»: «Lo compro a la escuela» o «Ya tengo TAG propio».</w:t>
+        <w:t xml:space="preserve"> (si aún no tiene, marque esa casilla). Si algo no está en la lista, elija «Otro». En «TAG»: «Lo compro a la escuela» o «Ya tengo TAG propio». </w:t>
       </w:r>
     </w:p>
     <w:p>
@@ -553,7 +623,7 @@
       </w:pPr>
       <w:r>
         <w:rPr>
-          <w:rStyle w:val="Fuerte"/>
+          <w:rStyle w:val="Textoennegrita"/>
           <w:rFonts w:ascii="Segoe UI" w:eastAsia="Times New Roman" w:hAnsi="Segoe UI" w:cs="Segoe UI"/>
           <w:sz w:val="20"/>
           <w:szCs w:val="20"/>
@@ -569,7 +639,7 @@
           <w:szCs w:val="20"/>
           <w:lang w:val="es-ES"/>
         </w:rPr>
-        <w:t xml:space="preserve"> Deslice el texto hasta el final y marque la casilla.</w:t>
+        <w:t xml:space="preserve"> Deslice el texto hasta el final y marque la casilla. </w:t>
       </w:r>
     </w:p>
     <w:p>
@@ -590,7 +660,7 @@
       </w:pPr>
       <w:r>
         <w:rPr>
-          <w:rStyle w:val="Fuerte"/>
+          <w:rStyle w:val="Textoennegrita"/>
           <w:rFonts w:ascii="Segoe UI" w:eastAsia="Times New Roman" w:hAnsi="Segoe UI" w:cs="Segoe UI"/>
           <w:sz w:val="20"/>
           <w:szCs w:val="20"/>
@@ -606,7 +676,7 @@
           <w:szCs w:val="20"/>
           <w:lang w:val="es-ES"/>
         </w:rPr>
-        <w:t xml:space="preserve"> Igual: hasta el final, y marque la casilla.</w:t>
+        <w:t xml:space="preserve"> Igual: hasta el final, y marque la casilla. </w:t>
       </w:r>
     </w:p>
     <w:p>
@@ -627,7 +697,7 @@
       </w:pPr>
       <w:r>
         <w:rPr>
-          <w:rStyle w:val="Fuerte"/>
+          <w:rStyle w:val="Textoennegrita"/>
           <w:rFonts w:ascii="Segoe UI" w:eastAsia="Times New Roman" w:hAnsi="Segoe UI" w:cs="Segoe UI"/>
           <w:sz w:val="20"/>
           <w:szCs w:val="20"/>
@@ -647,7 +717,7 @@
       </w:r>
       <w:r>
         <w:rPr>
-          <w:rStyle w:val="Fuerte"/>
+          <w:rStyle w:val="Textoennegrita"/>
           <w:rFonts w:ascii="Segoe UI" w:eastAsia="Times New Roman" w:hAnsi="Segoe UI" w:cs="Segoe UI"/>
           <w:sz w:val="20"/>
           <w:szCs w:val="20"/>
@@ -663,7 +733,7 @@
           <w:szCs w:val="20"/>
           <w:lang w:val="es-ES"/>
         </w:rPr>
-        <w:t>.</w:t>
+        <w:t xml:space="preserve">. </w:t>
       </w:r>
     </w:p>
     <w:p>
@@ -684,7 +754,7 @@
       </w:pPr>
       <w:r>
         <w:rPr>
-          <w:rStyle w:val="Fuerte"/>
+          <w:rStyle w:val="Textoennegrita"/>
           <w:rFonts w:ascii="Segoe UI" w:eastAsia="Times New Roman" w:hAnsi="Segoe UI" w:cs="Segoe UI"/>
           <w:sz w:val="20"/>
           <w:szCs w:val="20"/>
@@ -704,7 +774,7 @@
       </w:r>
       <w:r>
         <w:rPr>
-          <w:rStyle w:val="Fuerte"/>
+          <w:rStyle w:val="Textoennegrita"/>
           <w:rFonts w:ascii="Segoe UI" w:eastAsia="Times New Roman" w:hAnsi="Segoe UI" w:cs="Segoe UI"/>
           <w:sz w:val="20"/>
           <w:szCs w:val="20"/>
@@ -720,7 +790,7 @@
           <w:szCs w:val="20"/>
           <w:lang w:val="es-ES"/>
         </w:rPr>
-        <w:t>, por ejemplo SATAG-000123.</w:t>
+        <w:t xml:space="preserve">, por ejemplo SATAG-000123. </w:t>
       </w:r>
     </w:p>
     <w:p>
@@ -757,7 +827,7 @@
       </w:pPr>
       <w:r>
         <w:rPr>
-          <w:rStyle w:val="Fuerte"/>
+          <w:rStyle w:val="Textoennegrita"/>
           <w:rFonts w:ascii="Segoe UI" w:eastAsia="Times New Roman" w:hAnsi="Segoe UI" w:cs="Segoe UI"/>
           <w:sz w:val="20"/>
           <w:szCs w:val="20"/>
@@ -773,7 +843,7 @@
           <w:szCs w:val="20"/>
           <w:lang w:val="es-ES"/>
         </w:rPr>
-        <w:t xml:space="preserve"> No se lo envían por correo: tome una captura o use «Imprimir / Descargar».</w:t>
+        <w:t xml:space="preserve"> No se lo envían por correo: tome una captura o use «Imprimir / Descargar». </w:t>
       </w:r>
     </w:p>
     <w:p>
@@ -794,7 +864,7 @@
       </w:pPr>
       <w:r>
         <w:rPr>
-          <w:rStyle w:val="Fuerte"/>
+          <w:rStyle w:val="Textoennegrita"/>
           <w:rFonts w:ascii="Segoe UI" w:eastAsia="Times New Roman" w:hAnsi="Segoe UI" w:cs="Segoe UI"/>
           <w:sz w:val="20"/>
           <w:szCs w:val="20"/>
@@ -810,7 +880,7 @@
           <w:szCs w:val="20"/>
           <w:lang w:val="es-ES"/>
         </w:rPr>
-        <w:t>, aun con TAG propio. Lo ubican por folio, nombre o placas.</w:t>
+        <w:t xml:space="preserve">, aun con TAG propio. Lo ubican por folio, nombre o placas. </w:t>
       </w:r>
     </w:p>
     <w:p>
@@ -831,12 +901,13 @@
       </w:pPr>
       <w:r>
         <w:rPr>
-          <w:rStyle w:val="Fuerte"/>
-          <w:rFonts w:ascii="Segoe UI" w:eastAsia="Times New Roman" w:hAnsi="Segoe UI" w:cs="Segoe UI"/>
-          <w:sz w:val="20"/>
-          <w:szCs w:val="20"/>
-          <w:lang w:val="es-ES"/>
-        </w:rPr>
+          <w:rStyle w:val="Textoennegrita"/>
+          <w:rFonts w:ascii="Segoe UI" w:eastAsia="Times New Roman" w:hAnsi="Segoe UI" w:cs="Segoe UI"/>
+          <w:sz w:val="20"/>
+          <w:szCs w:val="20"/>
+          <w:lang w:val="es-ES"/>
+        </w:rPr>
+        <w:lastRenderedPageBreak/>
         <w:t>Después de pagar, lleve su vehículo</w:t>
       </w:r>
       <w:r>
@@ -847,7 +918,7 @@
           <w:szCs w:val="20"/>
           <w:lang w:val="es-ES"/>
         </w:rPr>
-        <w:t xml:space="preserve"> (y su TAG, si es propio): Sistemas instala y activa su TAG.</w:t>
+        <w:t xml:space="preserve"> (y su TAG, si es propio): Sistemas instala y activa su TAG. </w:t>
       </w:r>
     </w:p>
     <w:p>
@@ -885,7 +956,6 @@
           <w:rFonts w:ascii="Segoe UI" w:eastAsia="Times New Roman" w:hAnsi="Segoe UI" w:cs="Segoe UI"/>
           <w:lang w:val="es-ES"/>
         </w:rPr>
-        <w:lastRenderedPageBreak/>
         <w:t>Si algo sale mal</w:t>
       </w:r>
     </w:p>
@@ -907,7 +977,7 @@
       </w:pPr>
       <w:r>
         <w:rPr>
-          <w:rStyle w:val="Fuerte"/>
+          <w:rStyle w:val="Textoennegrita"/>
           <w:rFonts w:ascii="Segoe UI" w:eastAsia="Times New Roman" w:hAnsi="Segoe UI" w:cs="Segoe UI"/>
           <w:sz w:val="20"/>
           <w:szCs w:val="20"/>
@@ -923,7 +993,7 @@
           <w:szCs w:val="20"/>
           <w:lang w:val="es-ES"/>
         </w:rPr>
-        <w:t xml:space="preserve"> Suba en la pantalla y corrija el dato marcado en rojo.</w:t>
+        <w:t xml:space="preserve"> Suba en la pantalla y corrija el dato marcado en rojo. </w:t>
       </w:r>
     </w:p>
     <w:p>
@@ -944,7 +1014,7 @@
       </w:pPr>
       <w:r>
         <w:rPr>
-          <w:rStyle w:val="Fuerte"/>
+          <w:rStyle w:val="Textoennegrita"/>
           <w:rFonts w:ascii="Segoe UI" w:eastAsia="Times New Roman" w:hAnsi="Segoe UI" w:cs="Segoe UI"/>
           <w:sz w:val="20"/>
           <w:szCs w:val="20"/>
@@ -960,7 +1030,17 @@
           <w:szCs w:val="20"/>
           <w:lang w:val="es-ES"/>
         </w:rPr>
-        <w:t xml:space="preserve"> Si las escribió mal, pulse «Atrás» hasta «Datos del vehículo», corríjalas y avance hasta «Enviar registro»: la firma se conserva y el mensaje rojo se quita al reenviar. Si están bien, el vehículo ya tiene registro: pase a Sistemas para ubicarlo.</w:t>
+        <w:t xml:space="preserve"> </w:t>
+      </w:r>
+      <w:r>
+        <w:rPr>
+          <w:rFonts w:ascii="Segoe UI" w:eastAsia="Times New Roman" w:hAnsi="Segoe UI" w:cs="Segoe UI"/>
+          <w:color w:val="1C2333"/>
+          <w:sz w:val="20"/>
+          <w:szCs w:val="20"/>
+          <w:lang w:val="es-ES"/>
+        </w:rPr>
+        <w:t xml:space="preserve">Si las escribió mal, pulse «Atrás» hasta «Datos del vehículo», corríjalas y avance hasta «Enviar registro»: la firma se conserva y el mensaje rojo se quita al reenviar. Si están bien, el vehículo ya tiene registro: pase a Sistemas para ubicarlo. </w:t>
       </w:r>
     </w:p>
     <w:p>
@@ -981,7 +1061,7 @@
       </w:pPr>
       <w:r>
         <w:rPr>
-          <w:rStyle w:val="Fuerte"/>
+          <w:rStyle w:val="Textoennegrita"/>
           <w:rFonts w:ascii="Segoe UI" w:eastAsia="Times New Roman" w:hAnsi="Segoe UI" w:cs="Segoe UI"/>
           <w:sz w:val="20"/>
           <w:szCs w:val="20"/>
@@ -997,7 +1077,7 @@
           <w:szCs w:val="20"/>
           <w:lang w:val="es-ES"/>
         </w:rPr>
-        <w:t xml:space="preserve"> Hágalo y empiece de nuevo; si se repite, avise al personal de la escuela.</w:t>
+        <w:t xml:space="preserve"> Hágalo y empiece de nuevo; si se repite, avise al personal de la escuela. </w:t>
       </w:r>
     </w:p>
     <w:p>
@@ -1018,7 +1098,7 @@
       </w:pPr>
       <w:r>
         <w:rPr>
-          <w:rStyle w:val="Fuerte"/>
+          <w:rStyle w:val="Textoennegrita"/>
           <w:rFonts w:ascii="Segoe UI" w:eastAsia="Times New Roman" w:hAnsi="Segoe UI" w:cs="Segoe UI"/>
           <w:sz w:val="20"/>
           <w:szCs w:val="20"/>
@@ -1034,7 +1114,7 @@
           <w:szCs w:val="20"/>
           <w:lang w:val="es-ES"/>
         </w:rPr>
-        <w:t xml:space="preserve"> No recargue: vuelva a pulsar «Enviar registro».</w:t>
+        <w:t xml:space="preserve"> No recargue: vuelva a pulsar «Enviar registro». </w:t>
       </w:r>
     </w:p>
     <w:p>
@@ -1076,7 +1156,7 @@
       </w:r>
       <w:r>
         <w:rPr>
-          <w:rStyle w:val="Fuerte"/>
+          <w:rStyle w:val="Textoennegrita"/>
           <w:rFonts w:ascii="Segoe UI" w:hAnsi="Segoe UI" w:cs="Segoe UI"/>
           <w:sz w:val="20"/>
           <w:szCs w:val="20"/>
@@ -1108,7 +1188,7 @@
       </w:pPr>
       <w:r>
         <w:rPr>
-          <w:rStyle w:val="Fuerte"/>
+          <w:rStyle w:val="Textoennegrita"/>
           <w:rFonts w:ascii="Segoe UI" w:hAnsi="Segoe UI" w:cs="Segoe UI"/>
           <w:sz w:val="20"/>
           <w:szCs w:val="20"/>
@@ -1128,7 +1208,7 @@
       </w:r>
       <w:r>
         <w:rPr>
-          <w:rStyle w:val="Fuerte"/>
+          <w:rStyle w:val="Textoennegrita"/>
           <w:rFonts w:ascii="Segoe UI" w:hAnsi="Segoe UI" w:cs="Segoe UI"/>
           <w:sz w:val="20"/>
           <w:szCs w:val="20"/>
@@ -1158,11 +1238,11 @@
 </file>
 
 <file path=word/numbering.xml><?xml version="1.0" encoding="utf-8"?>
-<w:numbering xmlns:wpc="http://schemas.microsoft.com/office/word/2010/wordprocessingCanvas" xmlns:cx="http://schemas.microsoft.com/office/drawing/2014/chartex" xmlns:cx1="http://schemas.microsoft.com/office/drawing/2015/9/8/chartex" xmlns:cx2="http://schemas.microsoft.com/office/drawing/2015/10/21/chartex" xmlns:cx3="http://schemas.microsoft.com/office/drawing/2016/5/9/chartex" xmlns:cx4="http://schemas.microsoft.com/office/drawing/2016/5/10/chartex" xmlns:cx5="http://schemas.microsoft.com/office/drawing/2016/5/11/chartex" xmlns:cx6="http://schemas.microsoft.com/office/drawing/2016/5/12/chartex" xmlns:cx7="http://schemas.microsoft.com/office/drawing/2016/5/13/chartex" xmlns:cx8="http://schemas.microsoft.com/office/drawing/2016/5/14/chartex" xmlns:mc="http://schemas.openxmlformats.org/markup-compatibility/2006" xmlns:aink="http://schemas.microsoft.com/office/drawing/2016/ink" xmlns:am3d="http://schemas.microsoft.com/office/drawing/2017/model3d" xmlns:o="urn:schemas-microsoft-com:office:office" xmlns:oel="http://schemas.microsoft.com/office/2019/extlst" xmlns:r="http://schemas.openxmlformats.org/officeDocument/2006/relationships" xmlns:m="http://schemas.openxmlformats.org/officeDocument/2006/math" xmlns:v="urn:schemas-microsoft-com:vml" xmlns:wp14="http://schemas.microsoft.com/office/word/2010/wordprocessingDrawing" xmlns:wp="http://schemas.openxmlformats.org/drawingml/2006/wordprocessingDrawing" xmlns:w10="urn:schemas-microsoft-com:office:word" xmlns:w="http://schemas.openxmlformats.org/wordprocessingml/2006/main" xmlns:w14="http://schemas.microsoft.com/office/word/2010/wordml" xmlns:w15="http://schemas.microsoft.com/office/word/2012/wordml" xmlns:w16cex="http://schemas.microsoft.com/office/word/2018/wordml/cex" xmlns:w16cid="http://schemas.microsoft.com/office/word/2016/wordml/cid" xmlns:w16="http://schemas.microsoft.com/office/word/2018/wordml" xmlns:w16du="http://schemas.microsoft.com/office/word/2023/wordml/word16du" xmlns:w16sdtdh="http://schemas.microsoft.com/office/word/2020/wordml/sdtdatahash" xmlns:w16sdtfl="http://schemas.microsoft.com/office/word/2024/wordml/sdtformatlock" xmlns:w16se="http://schemas.microsoft.com/office/word/2015/wordml/symex" xmlns:wpg="http://schemas.microsoft.com/office/word/2010/wordprocessingGroup" xmlns:wpi="http://schemas.microsoft.com/office/word/2010/wordprocessingInk" xmlns:wne="http://schemas.microsoft.com/office/word/2006/wordml" xmlns:wps="http://schemas.microsoft.com/office/word/2010/wordprocessingShape" mc:Ignorable="w14 w15 w16se w16cid w16 w16cex w16sdtdh w16sdtfl w16du wp14">
+<w:numbering xmlns:wpc="http://schemas.microsoft.com/office/word/2010/wordprocessingCanvas" xmlns:cx="http://schemas.microsoft.com/office/drawing/2014/chartex" xmlns:cx1="http://schemas.microsoft.com/office/drawing/2015/9/8/chartex" xmlns:cx2="http://schemas.microsoft.com/office/drawing/2015/10/21/chartex" xmlns:cx3="http://schemas.microsoft.com/office/drawing/2016/5/9/chartex" xmlns:cx4="http://schemas.microsoft.com/office/drawing/2016/5/10/chartex" xmlns:cx5="http://schemas.microsoft.com/office/drawing/2016/5/11/chartex" xmlns:cx6="http://schemas.microsoft.com/office/drawing/2016/5/12/chartex" xmlns:cx7="http://schemas.microsoft.com/office/drawing/2016/5/13/chartex" xmlns:cx8="http://schemas.microsoft.com/office/drawing/2016/5/14/chartex" xmlns:mc="http://schemas.openxmlformats.org/markup-compatibility/2006" xmlns:aink="http://schemas.microsoft.com/office/drawing/2016/ink" xmlns:am3d="http://schemas.microsoft.com/office/drawing/2017/model3d" xmlns:o="urn:schemas-microsoft-com:office:office" xmlns:oel="http://schemas.microsoft.com/office/2019/extlst" xmlns:r="http://schemas.openxmlformats.org/officeDocument/2006/relationships" xmlns:m="http://schemas.openxmlformats.org/officeDocument/2006/math" xmlns:v="urn:schemas-microsoft-com:vml" xmlns:wp14="http://schemas.microsoft.com/office/word/2010/wordprocessingDrawing" xmlns:wp="http://schemas.openxmlformats.org/drawingml/2006/wordprocessingDrawing" xmlns:w10="urn:schemas-microsoft-com:office:word" xmlns:w="http://schemas.openxmlformats.org/wordprocessingml/2006/main" xmlns:w14="http://schemas.microsoft.com/office/word/2010/wordml" xmlns:w15="http://schemas.microsoft.com/office/word/2012/wordml" xmlns:w16cex="http://schemas.microsoft.com/office/word/2018/wordml/cex" xmlns:w16cid="http://schemas.microsoft.com/office/word/2016/wordml/cid" xmlns:w16="http://schemas.microsoft.com/office/word/2018/wordml" xmlns:w16sdtdh="http://schemas.microsoft.com/office/word/2020/wordml/sdtdatahash" xmlns:w16se="http://schemas.microsoft.com/office/word/2015/wordml/symex" xmlns:wpg="http://schemas.microsoft.com/office/word/2010/wordprocessingGroup" xmlns:wpi="http://schemas.microsoft.com/office/word/2010/wordprocessingInk" xmlns:wne="http://schemas.microsoft.com/office/word/2006/wordml" xmlns:wps="http://schemas.microsoft.com/office/word/2010/wordprocessingShape" mc:Ignorable="w14 w15 w16se w16cid w16 w16cex w16sdtdh wp14">
   <w:abstractNum w:abstractNumId="0" w15:restartNumberingAfterBreak="0">
-    <w:nsid w:val="04EC7079"/>
+    <w:nsid w:val="210B69C0"/>
     <w:multiLevelType w:val="multilevel"/>
-    <w:tmpl w:val="4B206F0C"/>
+    <w:tmpl w:val="7B6EA6FE"/>
     <w:lvl w:ilvl="0">
       <w:start w:val="1"/>
       <w:numFmt w:val="decimal"/>
@@ -1273,122 +1353,9 @@
     </w:lvl>
   </w:abstractNum>
   <w:abstractNum w:abstractNumId="1" w15:restartNumberingAfterBreak="0">
-    <w:nsid w:val="47FA7AD5"/>
+    <w:nsid w:val="3DE0730B"/>
     <w:multiLevelType w:val="multilevel"/>
-    <w:tmpl w:val="40D833AE"/>
-    <w:lvl w:ilvl="0">
-      <w:start w:val="1"/>
-      <w:numFmt w:val="decimal"/>
-      <w:lvlText w:val="%1."/>
-      <w:lvlJc w:val="left"/>
-      <w:pPr>
-        <w:tabs>
-          <w:tab w:val="num" w:pos="720"/>
-        </w:tabs>
-        <w:ind w:left="720" w:hanging="360"/>
-      </w:pPr>
-    </w:lvl>
-    <w:lvl w:ilvl="1" w:tentative="1">
-      <w:start w:val="1"/>
-      <w:numFmt w:val="decimal"/>
-      <w:lvlText w:val="%2."/>
-      <w:lvlJc w:val="left"/>
-      <w:pPr>
-        <w:tabs>
-          <w:tab w:val="num" w:pos="1440"/>
-        </w:tabs>
-        <w:ind w:left="1440" w:hanging="360"/>
-      </w:pPr>
-    </w:lvl>
-    <w:lvl w:ilvl="2" w:tentative="1">
-      <w:start w:val="1"/>
-      <w:numFmt w:val="decimal"/>
-      <w:lvlText w:val="%3."/>
-      <w:lvlJc w:val="left"/>
-      <w:pPr>
-        <w:tabs>
-          <w:tab w:val="num" w:pos="2160"/>
-        </w:tabs>
-        <w:ind w:left="2160" w:hanging="360"/>
-      </w:pPr>
-    </w:lvl>
-    <w:lvl w:ilvl="3" w:tentative="1">
-      <w:start w:val="1"/>
-      <w:numFmt w:val="decimal"/>
-      <w:lvlText w:val="%4."/>
-      <w:lvlJc w:val="left"/>
-      <w:pPr>
-        <w:tabs>
-          <w:tab w:val="num" w:pos="2880"/>
-        </w:tabs>
-        <w:ind w:left="2880" w:hanging="360"/>
-      </w:pPr>
-    </w:lvl>
-    <w:lvl w:ilvl="4" w:tentative="1">
-      <w:start w:val="1"/>
-      <w:numFmt w:val="decimal"/>
-      <w:lvlText w:val="%5."/>
-      <w:lvlJc w:val="left"/>
-      <w:pPr>
-        <w:tabs>
-          <w:tab w:val="num" w:pos="3600"/>
-        </w:tabs>
-        <w:ind w:left="3600" w:hanging="360"/>
-      </w:pPr>
-    </w:lvl>
-    <w:lvl w:ilvl="5" w:tentative="1">
-      <w:start w:val="1"/>
-      <w:numFmt w:val="decimal"/>
-      <w:lvlText w:val="%6."/>
-      <w:lvlJc w:val="left"/>
-      <w:pPr>
-        <w:tabs>
-          <w:tab w:val="num" w:pos="4320"/>
-        </w:tabs>
-        <w:ind w:left="4320" w:hanging="360"/>
-      </w:pPr>
-    </w:lvl>
-    <w:lvl w:ilvl="6" w:tentative="1">
-      <w:start w:val="1"/>
-      <w:numFmt w:val="decimal"/>
-      <w:lvlText w:val="%7."/>
-      <w:lvlJc w:val="left"/>
-      <w:pPr>
-        <w:tabs>
-          <w:tab w:val="num" w:pos="5040"/>
-        </w:tabs>
-        <w:ind w:left="5040" w:hanging="360"/>
-      </w:pPr>
-    </w:lvl>
-    <w:lvl w:ilvl="7" w:tentative="1">
-      <w:start w:val="1"/>
-      <w:numFmt w:val="decimal"/>
-      <w:lvlText w:val="%8."/>
-      <w:lvlJc w:val="left"/>
-      <w:pPr>
-        <w:tabs>
-          <w:tab w:val="num" w:pos="5760"/>
-        </w:tabs>
-        <w:ind w:left="5760" w:hanging="360"/>
-      </w:pPr>
-    </w:lvl>
-    <w:lvl w:ilvl="8" w:tentative="1">
-      <w:start w:val="1"/>
-      <w:numFmt w:val="decimal"/>
-      <w:lvlText w:val="%9."/>
-      <w:lvlJc w:val="left"/>
-      <w:pPr>
-        <w:tabs>
-          <w:tab w:val="num" w:pos="6480"/>
-        </w:tabs>
-        <w:ind w:left="6480" w:hanging="360"/>
-      </w:pPr>
-    </w:lvl>
-  </w:abstractNum>
-  <w:abstractNum w:abstractNumId="2" w15:restartNumberingAfterBreak="0">
-    <w:nsid w:val="56BB173C"/>
-    <w:multiLevelType w:val="multilevel"/>
-    <w:tmpl w:val="2C16B6FE"/>
+    <w:tmpl w:val="8BCC9A56"/>
     <w:lvl w:ilvl="0">
       <w:start w:val="1"/>
       <w:numFmt w:val="bullet"/>
@@ -1534,10 +1501,123 @@
       </w:rPr>
     </w:lvl>
   </w:abstractNum>
+  <w:abstractNum w:abstractNumId="2" w15:restartNumberingAfterBreak="0">
+    <w:nsid w:val="724B6C6C"/>
+    <w:multiLevelType w:val="multilevel"/>
+    <w:tmpl w:val="5ABAFF04"/>
+    <w:lvl w:ilvl="0">
+      <w:start w:val="1"/>
+      <w:numFmt w:val="decimal"/>
+      <w:lvlText w:val="%1."/>
+      <w:lvlJc w:val="left"/>
+      <w:pPr>
+        <w:tabs>
+          <w:tab w:val="num" w:pos="720"/>
+        </w:tabs>
+        <w:ind w:left="720" w:hanging="360"/>
+      </w:pPr>
+    </w:lvl>
+    <w:lvl w:ilvl="1" w:tentative="1">
+      <w:start w:val="1"/>
+      <w:numFmt w:val="decimal"/>
+      <w:lvlText w:val="%2."/>
+      <w:lvlJc w:val="left"/>
+      <w:pPr>
+        <w:tabs>
+          <w:tab w:val="num" w:pos="1440"/>
+        </w:tabs>
+        <w:ind w:left="1440" w:hanging="360"/>
+      </w:pPr>
+    </w:lvl>
+    <w:lvl w:ilvl="2" w:tentative="1">
+      <w:start w:val="1"/>
+      <w:numFmt w:val="decimal"/>
+      <w:lvlText w:val="%3."/>
+      <w:lvlJc w:val="left"/>
+      <w:pPr>
+        <w:tabs>
+          <w:tab w:val="num" w:pos="2160"/>
+        </w:tabs>
+        <w:ind w:left="2160" w:hanging="360"/>
+      </w:pPr>
+    </w:lvl>
+    <w:lvl w:ilvl="3" w:tentative="1">
+      <w:start w:val="1"/>
+      <w:numFmt w:val="decimal"/>
+      <w:lvlText w:val="%4."/>
+      <w:lvlJc w:val="left"/>
+      <w:pPr>
+        <w:tabs>
+          <w:tab w:val="num" w:pos="2880"/>
+        </w:tabs>
+        <w:ind w:left="2880" w:hanging="360"/>
+      </w:pPr>
+    </w:lvl>
+    <w:lvl w:ilvl="4" w:tentative="1">
+      <w:start w:val="1"/>
+      <w:numFmt w:val="decimal"/>
+      <w:lvlText w:val="%5."/>
+      <w:lvlJc w:val="left"/>
+      <w:pPr>
+        <w:tabs>
+          <w:tab w:val="num" w:pos="3600"/>
+        </w:tabs>
+        <w:ind w:left="3600" w:hanging="360"/>
+      </w:pPr>
+    </w:lvl>
+    <w:lvl w:ilvl="5" w:tentative="1">
+      <w:start w:val="1"/>
+      <w:numFmt w:val="decimal"/>
+      <w:lvlText w:val="%6."/>
+      <w:lvlJc w:val="left"/>
+      <w:pPr>
+        <w:tabs>
+          <w:tab w:val="num" w:pos="4320"/>
+        </w:tabs>
+        <w:ind w:left="4320" w:hanging="360"/>
+      </w:pPr>
+    </w:lvl>
+    <w:lvl w:ilvl="6" w:tentative="1">
+      <w:start w:val="1"/>
+      <w:numFmt w:val="decimal"/>
+      <w:lvlText w:val="%7."/>
+      <w:lvlJc w:val="left"/>
+      <w:pPr>
+        <w:tabs>
+          <w:tab w:val="num" w:pos="5040"/>
+        </w:tabs>
+        <w:ind w:left="5040" w:hanging="360"/>
+      </w:pPr>
+    </w:lvl>
+    <w:lvl w:ilvl="7" w:tentative="1">
+      <w:start w:val="1"/>
+      <w:numFmt w:val="decimal"/>
+      <w:lvlText w:val="%8."/>
+      <w:lvlJc w:val="left"/>
+      <w:pPr>
+        <w:tabs>
+          <w:tab w:val="num" w:pos="5760"/>
+        </w:tabs>
+        <w:ind w:left="5760" w:hanging="360"/>
+      </w:pPr>
+    </w:lvl>
+    <w:lvl w:ilvl="8" w:tentative="1">
+      <w:start w:val="1"/>
+      <w:numFmt w:val="decimal"/>
+      <w:lvlText w:val="%9."/>
+      <w:lvlJc w:val="left"/>
+      <w:pPr>
+        <w:tabs>
+          <w:tab w:val="num" w:pos="6480"/>
+        </w:tabs>
+        <w:ind w:left="6480" w:hanging="360"/>
+      </w:pPr>
+    </w:lvl>
+  </w:abstractNum>
   <w:abstractNum w:abstractNumId="3" w15:restartNumberingAfterBreak="0">
-    <w:nsid w:val="77DD3445"/>
+    <w:nsid w:val="7DDF2139"/>
     <w:multiLevelType w:val="multilevel"/>
-    <w:tmpl w:val="0E7E6C9C"/>
+    <w:tmpl w:val="A4280A12"/>
     <w:lvl w:ilvl="0">
       <w:start w:val="1"/>
       <w:numFmt w:val="bullet"/>
@@ -1683,23 +1763,23 @@
       </w:rPr>
     </w:lvl>
   </w:abstractNum>
-  <w:num w:numId="1" w16cid:durableId="168983074">
+  <w:num w:numId="1" w16cid:durableId="1441954696">
     <w:abstractNumId w:val="3"/>
   </w:num>
-  <w:num w:numId="2" w16cid:durableId="1911302286">
-    <w:abstractNumId w:val="1"/>
+  <w:num w:numId="2" w16cid:durableId="1611544403">
+    <w:abstractNumId w:val="2"/>
   </w:num>
-  <w:num w:numId="3" w16cid:durableId="1110079631">
+  <w:num w:numId="3" w16cid:durableId="1899588412">
     <w:abstractNumId w:val="0"/>
   </w:num>
-  <w:num w:numId="4" w16cid:durableId="1868326142">
-    <w:abstractNumId w:val="2"/>
+  <w:num w:numId="4" w16cid:durableId="550842870">
+    <w:abstractNumId w:val="1"/>
   </w:num>
 </w:numbering>
 </file>
 
 <file path=word/styles.xml><?xml version="1.0" encoding="utf-8"?>
-<w:styles xmlns:mc="http://schemas.openxmlformats.org/markup-compatibility/2006" xmlns:r="http://schemas.openxmlformats.org/officeDocument/2006/relationships" xmlns:w="http://schemas.openxmlformats.org/wordprocessingml/2006/main" xmlns:w14="http://schemas.microsoft.com/office/word/2010/wordml" xmlns:w15="http://schemas.microsoft.com/office/word/2012/wordml" xmlns:w16cex="http://schemas.microsoft.com/office/word/2018/wordml/cex" xmlns:w16cid="http://schemas.microsoft.com/office/word/2016/wordml/cid" xmlns:w16="http://schemas.microsoft.com/office/word/2018/wordml" xmlns:w16du="http://schemas.microsoft.com/office/word/2023/wordml/word16du" xmlns:w16sdtdh="http://schemas.microsoft.com/office/word/2020/wordml/sdtdatahash" xmlns:w16sdtfl="http://schemas.microsoft.com/office/word/2024/wordml/sdtformatlock" xmlns:w16se="http://schemas.microsoft.com/office/word/2015/wordml/symex" mc:Ignorable="w14 w15 w16se w16cid w16 w16cex w16sdtdh w16sdtfl w16du">
+<w:styles xmlns:mc="http://schemas.openxmlformats.org/markup-compatibility/2006" xmlns:r="http://schemas.openxmlformats.org/officeDocument/2006/relationships" xmlns:w="http://schemas.openxmlformats.org/wordprocessingml/2006/main" xmlns:w14="http://schemas.microsoft.com/office/word/2010/wordml" xmlns:w15="http://schemas.microsoft.com/office/word/2012/wordml" xmlns:w16cex="http://schemas.microsoft.com/office/word/2018/wordml/cex" xmlns:w16cid="http://schemas.microsoft.com/office/word/2016/wordml/cid" xmlns:w16="http://schemas.microsoft.com/office/word/2018/wordml" xmlns:w16sdtdh="http://schemas.microsoft.com/office/word/2020/wordml/sdtdatahash" xmlns:w16se="http://schemas.microsoft.com/office/word/2015/wordml/symex" mc:Ignorable="w14 w15 w16se w16cid w16 w16cex w16sdtdh">
   <w:docDefaults>
     <w:rPrDefault>
       <w:rPr>
@@ -2186,6 +2266,28 @@
     <w:semiHidden/>
     <w:unhideWhenUsed/>
   </w:style>
+  <w:style w:type="character" w:styleId="Hipervnculo">
+    <w:name w:val="Hyperlink"/>
+    <w:basedOn w:val="Fuentedeprrafopredeter"/>
+    <w:uiPriority w:val="99"/>
+    <w:semiHidden/>
+    <w:unhideWhenUsed/>
+    <w:rPr>
+      <w:color w:val="1F6F4A"/>
+      <w:u w:val="single"/>
+    </w:rPr>
+  </w:style>
+  <w:style w:type="character" w:styleId="Hipervnculovisitado">
+    <w:name w:val="FollowedHyperlink"/>
+    <w:basedOn w:val="Fuentedeprrafopredeter"/>
+    <w:uiPriority w:val="99"/>
+    <w:semiHidden/>
+    <w:unhideWhenUsed/>
+    <w:rPr>
+      <w:color w:val="1F6F4A"/>
+      <w:u w:val="single"/>
+    </w:rPr>
+  </w:style>
   <w:style w:type="character" w:styleId="CdigoHTML">
     <w:name w:val="HTML Code"/>
     <w:basedOn w:val="Fuentedeprrafopredeter"/>
@@ -2206,7 +2308,7 @@
     <w:uiPriority w:val="9"/>
     <w:rPr>
       <w:rFonts w:asciiTheme="majorHAnsi" w:eastAsiaTheme="majorEastAsia" w:hAnsiTheme="majorHAnsi" w:cstheme="majorBidi"/>
-      <w:color w:val="2F5496" w:themeColor="accent1" w:themeShade="BF"/>
+      <w:color w:val="0F4761" w:themeColor="accent1" w:themeShade="BF"/>
       <w:sz w:val="40"/>
       <w:szCs w:val="40"/>
     </w:rPr>
@@ -2219,7 +2321,7 @@
     <w:semiHidden/>
     <w:rPr>
       <w:rFonts w:asciiTheme="majorHAnsi" w:eastAsiaTheme="majorEastAsia" w:hAnsiTheme="majorHAnsi" w:cstheme="majorBidi"/>
-      <w:color w:val="2F5496" w:themeColor="accent1" w:themeShade="BF"/>
+      <w:color w:val="0F4761" w:themeColor="accent1" w:themeShade="BF"/>
       <w:sz w:val="32"/>
       <w:szCs w:val="32"/>
     </w:rPr>
@@ -2232,12 +2334,12 @@
     <w:semiHidden/>
     <w:rPr>
       <w:rFonts w:asciiTheme="minorHAnsi" w:eastAsiaTheme="majorEastAsia" w:hAnsiTheme="minorHAnsi" w:cstheme="majorBidi"/>
-      <w:color w:val="2F5496" w:themeColor="accent1" w:themeShade="BF"/>
+      <w:color w:val="0F4761" w:themeColor="accent1" w:themeShade="BF"/>
       <w:sz w:val="28"/>
       <w:szCs w:val="28"/>
     </w:rPr>
   </w:style>
-  <w:style w:type="character" w:styleId="Fuerte">
+  <w:style w:type="character" w:styleId="Textoennegrita">
     <w:name w:val="Strong"/>
     <w:basedOn w:val="Fuentedeprrafopredeter"/>
     <w:uiPriority w:val="22"/>
@@ -2279,39 +2381,39 @@
         <a:sysClr val="window" lastClr="FFFFFF"/>
       </a:lt1>
       <a:dk2>
-        <a:srgbClr val="44546A"/>
+        <a:srgbClr val="0E2841"/>
       </a:dk2>
       <a:lt2>
-        <a:srgbClr val="E7E6E6"/>
+        <a:srgbClr val="E8E8E8"/>
       </a:lt2>
       <a:accent1>
-        <a:srgbClr val="4472C4"/>
+        <a:srgbClr val="156082"/>
       </a:accent1>
       <a:accent2>
-        <a:srgbClr val="ED7D31"/>
+        <a:srgbClr val="E97132"/>
       </a:accent2>
       <a:accent3>
-        <a:srgbClr val="A5A5A5"/>
+        <a:srgbClr val="196B24"/>
       </a:accent3>
       <a:accent4>
-        <a:srgbClr val="FFC000"/>
+        <a:srgbClr val="0F9ED5"/>
       </a:accent4>
       <a:accent5>
-        <a:srgbClr val="5B9BD5"/>
+        <a:srgbClr val="A02B93"/>
       </a:accent5>
       <a:accent6>
-        <a:srgbClr val="70AD47"/>
+        <a:srgbClr val="4EA72E"/>
       </a:accent6>
       <a:hlink>
-        <a:srgbClr val="0563C1"/>
+        <a:srgbClr val="467886"/>
       </a:hlink>
       <a:folHlink>
-        <a:srgbClr val="954F72"/>
+        <a:srgbClr val="96607D"/>
       </a:folHlink>
     </a:clrScheme>
     <a:fontScheme name="Office">
       <a:majorFont>
-        <a:latin typeface="Calibri Light" panose="020F0302020204030204"/>
+        <a:latin typeface="Aptos Display" panose="02110004020202020204"/>
         <a:ea typeface=""/>
         <a:cs typeface=""/>
         <a:font script="Jpan" typeface="游ゴシック Light"/>
@@ -2363,7 +2465,7 @@
         <a:font script="Tfng" typeface="Ebrima"/>
       </a:majorFont>
       <a:minorFont>
-        <a:latin typeface="Calibri" panose="020F0502020204030204"/>
+        <a:latin typeface="Aptos" panose="02110004020202020204"/>
         <a:ea typeface=""/>
         <a:cs typeface=""/>
         <a:font script="Jpan" typeface="游明朝"/>
@@ -2557,7 +2659,7 @@
   <a:extraClrSchemeLst/>
   <a:extLst>
     <a:ext uri="{05A4C25C-085E-4340-85A3-A5531E510DB2}">
-      <thm15:themeFamily xmlns:thm15="http://schemas.microsoft.com/office/thememl/2012/main" name="Office Theme" id="{62F939B6-93AF-4DB8-9C6B-D6C7DFDC589F}" vid="{4A3C46E8-61CC-4603-A589-7422A47A8E4A}"/>
+      <thm15:themeFamily xmlns:thm15="http://schemas.microsoft.com/office/thememl/2012/main" name="Office Theme" id="{2E142A2C-CD16-42D6-873A-C26D2A0506FA}" vid="{1BDDFF52-6CD6-40A5-AB3C-68EB2F1E4D0A}"/>
     </a:ext>
   </a:extLst>
 </a:theme>
